--- a/docs/demo/AUDIT_REPORT.docx
+++ b/docs/demo/AUDIT_REPORT.docx
@@ -246,7 +246,7 @@
                 <w:i w:val="0"/>
                 <w:sz w:val="18"/>
               </w:rPr>
-              <w:t xml:space="preserve"> · 84.0 s · 1920x1080 · 30 fps · silent</w:t>
+              <w:t xml:space="preserve"> · 86.8 s · 1920x1080 · 30 fps · silent</w:t>
             </w:r>
           </w:p>
         </w:tc>
@@ -288,7 +288,7 @@
                 <w:i w:val="0"/>
                 <w:sz w:val="18"/>
               </w:rPr>
-              <w:t>2026-10-14 14:15</w:t>
+              <w:t>2026-10-14 18:41</w:t>
             </w:r>
           </w:p>
         </w:tc>
@@ -328,7 +328,7 @@
                 <w:i w:val="0"/>
                 <w:sz w:val="18"/>
               </w:rPr>
-              <w:t>47 pass · 0 fail · 1 manual (of 48 figures)</w:t>
+              <w:t>51 pass · 0 fail · 1 manual (of 52 figures)</w:t>
             </w:r>
           </w:p>
         </w:tc>
@@ -2499,7 +2499,7 @@
                 <w:i w:val="0"/>
                 <w:sz w:val="14"/>
               </w:rPr>
-              <w:t>6 confident wrong answers got through / 6 wrong answers passed above 0.9999</w:t>
+              <w:t>6 confident wrong answers got through / 6 wrong answers passed at over 99.99% confidence</w:t>
             </w:r>
           </w:p>
         </w:tc>
@@ -2680,7 +2680,7 @@
                 <w:i w:val="0"/>
                 <w:sz w:val="14"/>
               </w:rPr>
-              <w:t>04, 09</w:t>
+              <w:t>04</w:t>
             </w:r>
           </w:p>
         </w:tc>
@@ -2819,7 +2819,7 @@
                 <w:i w:val="0"/>
                 <w:sz w:val="14"/>
               </w:rPr>
-              <w:t>dev 80 · test 120</w:t>
+              <w:t>80 practice · 120 test (practice = the dev split)</w:t>
             </w:r>
           </w:p>
         </w:tc>
@@ -3621,7 +3621,7 @@
                 <w:i w:val="0"/>
                 <w:sz w:val="14"/>
               </w:rPr>
-              <w:t>policy table in Router.route()</w:t>
+              <w:t>Router.route() table: orders llama3.2 no bar · tickets qwen 3B no bar · reports llama3.2 no bar · math qwen 3B .9999 (bar = confidence threshold τ)</w:t>
             </w:r>
           </w:p>
         </w:tc>
@@ -3779,7 +3779,7 @@
                 <w:i w:val="0"/>
                 <w:sz w:val="14"/>
               </w:rPr>
-              <w:t>schema / grounded in input / confidence ≥ τ</w:t>
+              <w:t>well formed / found in the request / confidence ≥ bar</w:t>
             </w:r>
           </w:p>
         </w:tc>
@@ -4099,7 +4099,7 @@
                 <w:i w:val="0"/>
                 <w:sz w:val="14"/>
               </w:rPr>
-              <w:t>p50 3.6 s · p95 20.4 s</w:t>
+              <w:t>median 3.6 s · slowest 1 in 20: 20.4 s + (median = p50, slowest 1 in 20 = p95)</w:t>
             </w:r>
           </w:p>
         </w:tc>
@@ -4261,7 +4261,7 @@
                 <w:i w:val="0"/>
                 <w:sz w:val="14"/>
               </w:rPr>
-              <w:t>vs 5.8 s for all-7B</w:t>
+              <w:t>median 3.6 s vs 5.8 s for all-7B</w:t>
             </w:r>
           </w:p>
         </w:tc>
@@ -4419,7 +4419,7 @@
                 <w:i w:val="0"/>
                 <w:sz w:val="14"/>
               </w:rPr>
-              <w:t>6 arms · 120</w:t>
+              <w:t>Replay · 6 setups · 120 test</w:t>
             </w:r>
           </w:p>
         </w:tc>
@@ -4739,7 +4739,7 @@
                 <w:i w:val="0"/>
                 <w:sz w:val="14"/>
               </w:rPr>
-              <w:t>95% CI · 4,000</w:t>
+              <w:t>95% range · 4,000×</w:t>
             </w:r>
           </w:p>
         </w:tc>
@@ -6501,7 +6501,7 @@
                 <w:i w:val="0"/>
                 <w:sz w:val="14"/>
               </w:rPr>
-              <w:t>all qwen 3B 75.8% · all llama3.2 80.0% · all 7B 85.0% · $0.0452 · router, checks only 77.5% · router, tuned 82.5% · $0.0176 · perfect verifier 91.7% · $0.0178</w:t>
+              <w:t>all qwen 3B 75.8% · all llama3.2 80.0% · all 7B 85.0% · $0.0452 · router, checks only 77.5% · router, tuned 82.5% · $0.0176 · perfect check 91.7% · $0.0178 (perfect check = the oracle arm)</w:t>
             </w:r>
           </w:p>
         </w:tc>
@@ -7299,7 +7299,7 @@
                 <w:i w:val="0"/>
                 <w:sz w:val="14"/>
               </w:rPr>
-              <w:t>CI [−7.5, +2.5] pts</w:t>
+              <w:t>95% range: −7.5 to +2.5 points</w:t>
             </w:r>
           </w:p>
         </w:tc>
@@ -7619,7 +7619,7 @@
                 <w:i w:val="0"/>
                 <w:sz w:val="14"/>
               </w:rPr>
-              <w:t>93 / 93 · 87 / 87 · 87 / 83 · 63 / 77</w:t>
+              <w:t>Router · 20 practice cases · 95% (TRAP)</w:t>
             </w:r>
           </w:p>
         </w:tc>
@@ -7680,7 +7680,7 @@
                 <w:i w:val="0"/>
                 <w:sz w:val="14"/>
               </w:rPr>
-              <w:t>splits.test[arm].by_task[task].completion</w:t>
+              <w:t>policy.reasoning.dev_completion = 0.95 (and dev_large_completion = 0.95)</w:t>
             </w:r>
           </w:p>
         </w:tc>
@@ -7700,7 +7700,7 @@
                 <w:i w:val="0"/>
                 <w:sz w:val="14"/>
               </w:rPr>
-              <w:t>x 100, whole numbers</w:t>
+              <w:t>x 100, whole number</w:t>
             </w:r>
           </w:p>
         </w:tc>
@@ -7781,7 +7781,7 @@
                 <w:i w:val="0"/>
                 <w:sz w:val="14"/>
               </w:rPr>
-              <w:t>38 × 168 = 6264 (true 6384)</w:t>
+              <w:t>38 × 168 = 6264 (true: 6384)</w:t>
             </w:r>
           </w:p>
         </w:tc>
@@ -7939,7 +7939,7 @@
                 <w:i w:val="0"/>
                 <w:sz w:val="14"/>
               </w:rPr>
-              <w:t>confidence is read at the ANSWER line</w:t>
+              <w:t>63% / 77% / 90%</w:t>
             </w:r>
           </w:p>
         </w:tc>
@@ -7980,7 +7980,7 @@
                 <w:i w:val="0"/>
                 <w:sz w:val="11"/>
               </w:rPr>
-              <w:t>src/llm_cost_router/verifiers.py:115-127 (answer_confidence)</w:t>
+              <w:t>outputs/results.json</w:t>
             </w:r>
           </w:p>
         </w:tc>
@@ -8000,7 +8000,7 @@
                 <w:i w:val="0"/>
                 <w:sz w:val="14"/>
               </w:rPr>
-              <w:t>lowest token probability among the digits after the final ANSWER marker</w:t>
+              <w:t>splits.test[arm].by_task.reasoning.completion = 0.6333 / 0.7667 / 0.9</w:t>
             </w:r>
           </w:p>
         </w:tc>
@@ -8020,7 +8020,7 @@
                 <w:i w:val="0"/>
                 <w:sz w:val="14"/>
               </w:rPr>
-              <w:t>-</w:t>
+              <w:t>x 100, whole numbers</w:t>
             </w:r>
           </w:p>
         </w:tc>
@@ -8101,7 +8101,7 @@
                 <w:i w:val="0"/>
                 <w:sz w:val="14"/>
               </w:rPr>
-              <w:t>OPEN SOURCE · MIT · NO GPU, NO API KEY</w:t>
+              <w:t>20 practice cases · 30 new cases</w:t>
             </w:r>
           </w:p>
         </w:tc>
@@ -8120,7 +8120,7 @@
                 <w:i w:val="0"/>
                 <w:sz w:val="14"/>
               </w:rPr>
-              <w:t>10</w:t>
+              <w:t>09</w:t>
             </w:r>
           </w:p>
         </w:tc>
@@ -8140,7 +8140,7 @@
                 <w:i w:val="0"/>
                 <w:sz w:val="11"/>
               </w:rPr>
-              <w:t>LICENSE; README 'Running it', 'Inference time'</w:t>
+              <w:t>data/eval_suite.jsonl; outputs/results.json</w:t>
             </w:r>
           </w:p>
         </w:tc>
@@ -8159,7 +8159,7 @@
                 <w:i w:val="0"/>
                 <w:sz w:val="14"/>
               </w:rPr>
-              <w:t>MIT License; 'need no model server or key'; CPU inference</w:t>
+              <w:t>split per task = reasoning; splits.test[router].by_task.reasoning.n</w:t>
             </w:r>
           </w:p>
         </w:tc>
@@ -8178,7 +8178,7 @@
                 <w:i w:val="0"/>
                 <w:sz w:val="14"/>
               </w:rPr>
-              <w:t>-</w:t>
+              <w:t>count</w:t>
             </w:r>
           </w:p>
         </w:tc>
@@ -8240,6 +8240,646 @@
                 <w:sz w:val="11"/>
               </w:rPr>
               <w:t>F-48</w:t>
+            </w:r>
+          </w:p>
+        </w:tc>
+        <w:tc>
+          <w:tcPr>
+            <w:tcW w:type="dxa" w:w="1474"/>
+            <w:shd w:val="clear" w:color="auto" w:fill="F3F4F6"/>
+          </w:tcPr>
+          <w:p>
+            <w:pPr>
+              <w:spacing w:after="0"/>
+            </w:pPr>
+            <w:r/>
+            <w:r>
+              <w:rPr>
+                <w:b w:val="0"/>
+                <w:i w:val="0"/>
+                <w:sz w:val="14"/>
+              </w:rPr>
+              <w:t>bars 95 / 63 / 77 (left), 77 / 63 / 90 (right)</w:t>
+            </w:r>
+          </w:p>
+        </w:tc>
+        <w:tc>
+          <w:tcPr>
+            <w:tcW w:type="dxa" w:w="624"/>
+            <w:shd w:val="clear" w:color="auto" w:fill="F3F4F6"/>
+          </w:tcPr>
+          <w:p>
+            <w:pPr>
+              <w:spacing w:after="0"/>
+            </w:pPr>
+            <w:r/>
+            <w:r>
+              <w:rPr>
+                <w:b w:val="0"/>
+                <w:i w:val="0"/>
+                <w:sz w:val="14"/>
+              </w:rPr>
+              <w:t>09</w:t>
+            </w:r>
+          </w:p>
+        </w:tc>
+        <w:tc>
+          <w:tcPr>
+            <w:tcW w:type="dxa" w:w="1701"/>
+            <w:shd w:val="clear" w:color="auto" w:fill="F3F4F6"/>
+          </w:tcPr>
+          <w:p>
+            <w:pPr>
+              <w:spacing w:after="0"/>
+            </w:pPr>
+            <w:r/>
+            <w:r>
+              <w:rPr>
+                <w:rFonts w:ascii="JetBrains Mono" w:hAnsi="JetBrains Mono" w:eastAsia="JetBrains Mono"/>
+                <w:b w:val="0"/>
+                <w:i w:val="0"/>
+                <w:sz w:val="11"/>
+              </w:rPr>
+              <w:t>demo:compositions/s06-twist.html</w:t>
+            </w:r>
+          </w:p>
+        </w:tc>
+        <w:tc>
+          <w:tcPr>
+            <w:tcW w:type="dxa" w:w="1644"/>
+            <w:shd w:val="clear" w:color="auto" w:fill="F3F4F6"/>
+          </w:tcPr>
+          <w:p>
+            <w:pPr>
+              <w:spacing w:after="0"/>
+            </w:pPr>
+            <w:r/>
+            <w:r>
+              <w:rPr>
+                <w:b w:val="0"/>
+                <w:i w:val="0"/>
+                <w:sz w:val="14"/>
+              </w:rPr>
+              <w:t>style width of #twist-lb1..3 and #twist-rb1..3</w:t>
+            </w:r>
+          </w:p>
+        </w:tc>
+        <w:tc>
+          <w:tcPr>
+            <w:tcW w:type="dxa" w:w="1644"/>
+            <w:shd w:val="clear" w:color="auto" w:fill="F3F4F6"/>
+          </w:tcPr>
+          <w:p>
+            <w:pPr>
+              <w:spacing w:after="0"/>
+            </w:pPr>
+            <w:r/>
+            <w:r>
+              <w:rPr>
+                <w:b w:val="0"/>
+                <w:i w:val="0"/>
+                <w:sz w:val="14"/>
+              </w:rPr>
+              <w:t>round(2.6 x completion %)</w:t>
+            </w:r>
+          </w:p>
+        </w:tc>
+        <w:tc>
+          <w:tcPr>
+            <w:tcW w:type="dxa" w:w="850"/>
+            <w:shd w:val="clear" w:color="auto" w:fill="F3F4F6"/>
+          </w:tcPr>
+          <w:p>
+            <w:pPr>
+              <w:spacing w:after="0"/>
+            </w:pPr>
+            <w:r/>
+            <w:r>
+              <w:rPr>
+                <w:b w:val="0"/>
+                <w:i w:val="0"/>
+                <w:sz w:val="14"/>
+              </w:rPr>
+              <w:t>derived</w:t>
+            </w:r>
+          </w:p>
+        </w:tc>
+        <w:tc>
+          <w:tcPr>
+            <w:tcW w:type="dxa" w:w="1361"/>
+            <w:shd w:val="clear" w:color="auto" w:fill="F3F4F6"/>
+          </w:tcPr>
+          <w:p>
+            <w:pPr>
+              <w:spacing w:after="0"/>
+            </w:pPr>
+            <w:r/>
+            <w:r>
+              <w:rPr>
+                <w:b w:val="0"/>
+                <w:i w:val="0"/>
+                <w:sz w:val="14"/>
+              </w:rPr>
+              <w:t>✓ verified</w:t>
+            </w:r>
+          </w:p>
+        </w:tc>
+      </w:tr>
+      <w:tr>
+        <w:tc>
+          <w:tcPr>
+            <w:tcW w:type="dxa" w:w="567"/>
+          </w:tcPr>
+          <w:p>
+            <w:pPr>
+              <w:spacing w:after="0"/>
+            </w:pPr>
+            <w:r/>
+            <w:r>
+              <w:rPr>
+                <w:rFonts w:ascii="JetBrains Mono" w:hAnsi="JetBrains Mono" w:eastAsia="JetBrains Mono"/>
+                <w:b w:val="0"/>
+                <w:i w:val="0"/>
+                <w:sz w:val="11"/>
+              </w:rPr>
+              <w:t>F-49</w:t>
+            </w:r>
+          </w:p>
+        </w:tc>
+        <w:tc>
+          <w:tcPr>
+            <w:tcW w:type="dxa" w:w="1474"/>
+          </w:tcPr>
+          <w:p>
+            <w:pPr>
+              <w:spacing w:after="0"/>
+            </w:pPr>
+            <w:r/>
+            <w:r>
+              <w:rPr>
+                <w:b w:val="0"/>
+                <w:i w:val="0"/>
+                <w:sz w:val="14"/>
+              </w:rPr>
+              <w:t>7B 77% correct vs router 63%, at $0.047 vs $0.033 per 1k</w:t>
+            </w:r>
+          </w:p>
+        </w:tc>
+        <w:tc>
+          <w:tcPr>
+            <w:tcW w:type="dxa" w:w="624"/>
+          </w:tcPr>
+          <w:p>
+            <w:pPr>
+              <w:spacing w:after="0"/>
+            </w:pPr>
+            <w:r/>
+            <w:r>
+              <w:rPr>
+                <w:b w:val="0"/>
+                <w:i w:val="0"/>
+                <w:sz w:val="14"/>
+              </w:rPr>
+              <w:t>09</w:t>
+            </w:r>
+          </w:p>
+        </w:tc>
+        <w:tc>
+          <w:tcPr>
+            <w:tcW w:type="dxa" w:w="1701"/>
+          </w:tcPr>
+          <w:p>
+            <w:pPr>
+              <w:spacing w:after="0"/>
+            </w:pPr>
+            <w:r/>
+            <w:r>
+              <w:rPr>
+                <w:rFonts w:ascii="JetBrains Mono" w:hAnsi="JetBrains Mono" w:eastAsia="JetBrains Mono"/>
+                <w:b w:val="0"/>
+                <w:i w:val="0"/>
+                <w:sz w:val="11"/>
+              </w:rPr>
+              <w:t>outputs/results.json</w:t>
+            </w:r>
+          </w:p>
+        </w:tc>
+        <w:tc>
+          <w:tcPr>
+            <w:tcW w:type="dxa" w:w="1644"/>
+          </w:tcPr>
+          <w:p>
+            <w:pPr>
+              <w:spacing w:after="0"/>
+            </w:pPr>
+            <w:r/>
+            <w:r>
+              <w:rPr>
+                <w:b w:val="0"/>
+                <w:i w:val="0"/>
+                <w:sz w:val="14"/>
+              </w:rPr>
+              <w:t>splits.test[arm].by_task.reasoning.completion, cost_per_1k_usd (0.04701 / 0.03278)</w:t>
+            </w:r>
+          </w:p>
+        </w:tc>
+        <w:tc>
+          <w:tcPr>
+            <w:tcW w:type="dxa" w:w="1644"/>
+          </w:tcPr>
+          <w:p>
+            <w:pPr>
+              <w:spacing w:after="0"/>
+            </w:pPr>
+            <w:r/>
+            <w:r>
+              <w:rPr>
+                <w:b w:val="0"/>
+                <w:i w:val="0"/>
+                <w:sz w:val="14"/>
+              </w:rPr>
+              <w:t>whole %, $ to 3 decimals</w:t>
+            </w:r>
+          </w:p>
+        </w:tc>
+        <w:tc>
+          <w:tcPr>
+            <w:tcW w:type="dxa" w:w="850"/>
+          </w:tcPr>
+          <w:p>
+            <w:pPr>
+              <w:spacing w:after="0"/>
+            </w:pPr>
+            <w:r/>
+            <w:r>
+              <w:rPr>
+                <w:b w:val="0"/>
+                <w:i w:val="0"/>
+                <w:sz w:val="14"/>
+              </w:rPr>
+              <w:t>direct</w:t>
+            </w:r>
+          </w:p>
+        </w:tc>
+        <w:tc>
+          <w:tcPr>
+            <w:tcW w:type="dxa" w:w="1361"/>
+          </w:tcPr>
+          <w:p>
+            <w:pPr>
+              <w:spacing w:after="0"/>
+            </w:pPr>
+            <w:r/>
+            <w:r>
+              <w:rPr>
+                <w:b w:val="0"/>
+                <w:i w:val="0"/>
+                <w:sz w:val="14"/>
+              </w:rPr>
+              <w:t>✓ verified</w:t>
+            </w:r>
+          </w:p>
+        </w:tc>
+      </w:tr>
+      <w:tr>
+        <w:tc>
+          <w:tcPr>
+            <w:tcW w:type="dxa" w:w="567"/>
+            <w:shd w:val="clear" w:color="auto" w:fill="F3F4F6"/>
+          </w:tcPr>
+          <w:p>
+            <w:pPr>
+              <w:spacing w:after="0"/>
+            </w:pPr>
+            <w:r/>
+            <w:r>
+              <w:rPr>
+                <w:rFonts w:ascii="JetBrains Mono" w:hAnsi="JetBrains Mono" w:eastAsia="JetBrains Mono"/>
+                <w:b w:val="0"/>
+                <w:i w:val="0"/>
+                <w:sz w:val="11"/>
+              </w:rPr>
+              <w:t>F-50</w:t>
+            </w:r>
+          </w:p>
+        </w:tc>
+        <w:tc>
+          <w:tcPr>
+            <w:tcW w:type="dxa" w:w="1474"/>
+            <w:shd w:val="clear" w:color="auto" w:fill="F3F4F6"/>
+          </w:tcPr>
+          <w:p>
+            <w:pPr>
+              <w:spacing w:after="0"/>
+            </w:pPr>
+            <w:r/>
+            <w:r>
+              <w:rPr>
+                <w:b w:val="0"/>
+                <w:i w:val="0"/>
+                <w:sz w:val="14"/>
+              </w:rPr>
+              <w:t>NEXT · The router can already skip the small model for a task · let the two small models vote · not switched yet</w:t>
+            </w:r>
+          </w:p>
+        </w:tc>
+        <w:tc>
+          <w:tcPr>
+            <w:tcW w:type="dxa" w:w="624"/>
+            <w:shd w:val="clear" w:color="auto" w:fill="F3F4F6"/>
+          </w:tcPr>
+          <w:p>
+            <w:pPr>
+              <w:spacing w:after="0"/>
+            </w:pPr>
+            <w:r/>
+            <w:r>
+              <w:rPr>
+                <w:b w:val="0"/>
+                <w:i w:val="0"/>
+                <w:sz w:val="14"/>
+              </w:rPr>
+              <w:t>09</w:t>
+            </w:r>
+          </w:p>
+        </w:tc>
+        <w:tc>
+          <w:tcPr>
+            <w:tcW w:type="dxa" w:w="1701"/>
+            <w:shd w:val="clear" w:color="auto" w:fill="F3F4F6"/>
+          </w:tcPr>
+          <w:p>
+            <w:pPr>
+              <w:spacing w:after="0"/>
+            </w:pPr>
+            <w:r/>
+            <w:r>
+              <w:rPr>
+                <w:rFonts w:ascii="JetBrains Mono" w:hAnsi="JetBrains Mono" w:eastAsia="JetBrains Mono"/>
+                <w:b w:val="0"/>
+                <w:i w:val="0"/>
+                <w:sz w:val="11"/>
+              </w:rPr>
+              <w:t>src/llm_cost_router/router.py:20-23,55; evaluate.py:112; outputs/results.json policy; README lines 257, 380</w:t>
+            </w:r>
+          </w:p>
+        </w:tc>
+        <w:tc>
+          <w:tcPr>
+            <w:tcW w:type="dxa" w:w="1644"/>
+            <w:shd w:val="clear" w:color="auto" w:fill="F3F4F6"/>
+          </w:tcPr>
+          <w:p>
+            <w:pPr>
+              <w:spacing w:after="0"/>
+            </w:pPr>
+            <w:r/>
+            <w:r>
+              <w:rPr>
+                <w:b w:val="0"/>
+                <w:i w:val="0"/>
+                <w:sz w:val="14"/>
+              </w:rPr>
+              <w:t>TaskPolicy(first=None); policy.reasoning.first; README 'I have not switched it', 'Next: send reasoning to the large model, then try agreement between the two small models'</w:t>
+            </w:r>
+          </w:p>
+        </w:tc>
+        <w:tc>
+          <w:tcPr>
+            <w:tcW w:type="dxa" w:w="1644"/>
+            <w:shd w:val="clear" w:color="auto" w:fill="F3F4F6"/>
+          </w:tcPr>
+          <w:p>
+            <w:pPr>
+              <w:spacing w:after="0"/>
+            </w:pPr>
+            <w:r/>
+            <w:r>
+              <w:rPr>
+                <w:b w:val="0"/>
+                <w:i w:val="0"/>
+                <w:sz w:val="14"/>
+              </w:rPr>
+              <w:t>-</w:t>
+            </w:r>
+          </w:p>
+        </w:tc>
+        <w:tc>
+          <w:tcPr>
+            <w:tcW w:type="dxa" w:w="850"/>
+            <w:shd w:val="clear" w:color="auto" w:fill="F3F4F6"/>
+          </w:tcPr>
+          <w:p>
+            <w:pPr>
+              <w:spacing w:after="0"/>
+            </w:pPr>
+            <w:r/>
+            <w:r>
+              <w:rPr>
+                <w:b w:val="0"/>
+                <w:i w:val="0"/>
+                <w:sz w:val="14"/>
+              </w:rPr>
+              <w:t>direct</w:t>
+            </w:r>
+          </w:p>
+        </w:tc>
+        <w:tc>
+          <w:tcPr>
+            <w:tcW w:type="dxa" w:w="1361"/>
+            <w:shd w:val="clear" w:color="auto" w:fill="F3F4F6"/>
+          </w:tcPr>
+          <w:p>
+            <w:pPr>
+              <w:spacing w:after="0"/>
+            </w:pPr>
+            <w:r/>
+            <w:r>
+              <w:rPr>
+                <w:b w:val="0"/>
+                <w:i w:val="0"/>
+                <w:sz w:val="14"/>
+              </w:rPr>
+              <w:t>✓ verified</w:t>
+            </w:r>
+          </w:p>
+        </w:tc>
+      </w:tr>
+      <w:tr>
+        <w:tc>
+          <w:tcPr>
+            <w:tcW w:type="dxa" w:w="567"/>
+          </w:tcPr>
+          <w:p>
+            <w:pPr>
+              <w:spacing w:after="0"/>
+            </w:pPr>
+            <w:r/>
+            <w:r>
+              <w:rPr>
+                <w:rFonts w:ascii="JetBrains Mono" w:hAnsi="JetBrains Mono" w:eastAsia="JetBrains Mono"/>
+                <w:b w:val="0"/>
+                <w:i w:val="0"/>
+                <w:sz w:val="11"/>
+              </w:rPr>
+              <w:t>F-51</w:t>
+            </w:r>
+          </w:p>
+        </w:tc>
+        <w:tc>
+          <w:tcPr>
+            <w:tcW w:type="dxa" w:w="1474"/>
+          </w:tcPr>
+          <w:p>
+            <w:pPr>
+              <w:spacing w:after="0"/>
+            </w:pPr>
+            <w:r/>
+            <w:r>
+              <w:rPr>
+                <w:b w:val="0"/>
+                <w:i w:val="0"/>
+                <w:sz w:val="14"/>
+              </w:rPr>
+              <w:t>OPEN SOURCE · MIT · NO GPU, NO API KEY</w:t>
+            </w:r>
+          </w:p>
+        </w:tc>
+        <w:tc>
+          <w:tcPr>
+            <w:tcW w:type="dxa" w:w="624"/>
+          </w:tcPr>
+          <w:p>
+            <w:pPr>
+              <w:spacing w:after="0"/>
+            </w:pPr>
+            <w:r/>
+            <w:r>
+              <w:rPr>
+                <w:b w:val="0"/>
+                <w:i w:val="0"/>
+                <w:sz w:val="14"/>
+              </w:rPr>
+              <w:t>10</w:t>
+            </w:r>
+          </w:p>
+        </w:tc>
+        <w:tc>
+          <w:tcPr>
+            <w:tcW w:type="dxa" w:w="1701"/>
+          </w:tcPr>
+          <w:p>
+            <w:pPr>
+              <w:spacing w:after="0"/>
+            </w:pPr>
+            <w:r/>
+            <w:r>
+              <w:rPr>
+                <w:rFonts w:ascii="JetBrains Mono" w:hAnsi="JetBrains Mono" w:eastAsia="JetBrains Mono"/>
+                <w:b w:val="0"/>
+                <w:i w:val="0"/>
+                <w:sz w:val="11"/>
+              </w:rPr>
+              <w:t>LICENSE; README 'Running it', 'Inference time'</w:t>
+            </w:r>
+          </w:p>
+        </w:tc>
+        <w:tc>
+          <w:tcPr>
+            <w:tcW w:type="dxa" w:w="1644"/>
+          </w:tcPr>
+          <w:p>
+            <w:pPr>
+              <w:spacing w:after="0"/>
+            </w:pPr>
+            <w:r/>
+            <w:r>
+              <w:rPr>
+                <w:b w:val="0"/>
+                <w:i w:val="0"/>
+                <w:sz w:val="14"/>
+              </w:rPr>
+              <w:t>MIT License; 'need no model server or key'; CPU inference</w:t>
+            </w:r>
+          </w:p>
+        </w:tc>
+        <w:tc>
+          <w:tcPr>
+            <w:tcW w:type="dxa" w:w="1644"/>
+          </w:tcPr>
+          <w:p>
+            <w:pPr>
+              <w:spacing w:after="0"/>
+            </w:pPr>
+            <w:r/>
+            <w:r>
+              <w:rPr>
+                <w:b w:val="0"/>
+                <w:i w:val="0"/>
+                <w:sz w:val="14"/>
+              </w:rPr>
+              <w:t>-</w:t>
+            </w:r>
+          </w:p>
+        </w:tc>
+        <w:tc>
+          <w:tcPr>
+            <w:tcW w:type="dxa" w:w="850"/>
+          </w:tcPr>
+          <w:p>
+            <w:pPr>
+              <w:spacing w:after="0"/>
+            </w:pPr>
+            <w:r/>
+            <w:r>
+              <w:rPr>
+                <w:b w:val="0"/>
+                <w:i w:val="0"/>
+                <w:sz w:val="14"/>
+              </w:rPr>
+              <w:t>direct</w:t>
+            </w:r>
+          </w:p>
+        </w:tc>
+        <w:tc>
+          <w:tcPr>
+            <w:tcW w:type="dxa" w:w="1361"/>
+          </w:tcPr>
+          <w:p>
+            <w:pPr>
+              <w:spacing w:after="0"/>
+            </w:pPr>
+            <w:r/>
+            <w:r>
+              <w:rPr>
+                <w:b w:val="0"/>
+                <w:i w:val="0"/>
+                <w:sz w:val="14"/>
+              </w:rPr>
+              <w:t>✓ verified</w:t>
+            </w:r>
+          </w:p>
+        </w:tc>
+      </w:tr>
+      <w:tr>
+        <w:tc>
+          <w:tcPr>
+            <w:tcW w:type="dxa" w:w="567"/>
+            <w:shd w:val="clear" w:color="auto" w:fill="F3F4F6"/>
+          </w:tcPr>
+          <w:p>
+            <w:pPr>
+              <w:spacing w:after="0"/>
+            </w:pPr>
+            <w:r/>
+            <w:r>
+              <w:rPr>
+                <w:rFonts w:ascii="JetBrains Mono" w:hAnsi="JetBrains Mono" w:eastAsia="JetBrains Mono"/>
+                <w:b w:val="0"/>
+                <w:i w:val="0"/>
+                <w:sz w:val="11"/>
+              </w:rPr>
+              <w:t>F-52</w:t>
             </w:r>
           </w:p>
         </w:tc>
@@ -8396,7 +9036,7 @@
         <w:pStyle w:val="Heading2"/>
       </w:pPr>
       <w:r>
-        <w:t>2. Automated check run (2026-10-14 14:15)</w:t>
+        <w:t>2. Automated check run (2026-10-14 18:41)</w:t>
       </w:r>
     </w:p>
     <w:tbl>
@@ -12108,7 +12748,7 @@
                 <w:i w:val="0"/>
                 <w:sz w:val="12"/>
               </w:rPr>
-              <w:t>93 / 93 · 87 / 87 · 87 / 83 · 63 / 77</w:t>
+              <w:t>95%</w:t>
             </w:r>
           </w:p>
         </w:tc>
@@ -12129,7 +12769,7 @@
                 <w:i w:val="0"/>
                 <w:sz w:val="12"/>
               </w:rPr>
-              <w:t>93 / 93 · 87 / 87 · 87 / 83 · 63 / 77</w:t>
+              <w:t>95%</w:t>
             </w:r>
           </w:p>
         </w:tc>
@@ -12274,7 +12914,7 @@
                 <w:i w:val="0"/>
                 <w:sz w:val="12"/>
               </w:rPr>
-              <w:t>true</w:t>
+              <w:t>63% / 77% / 90%</w:t>
             </w:r>
           </w:p>
         </w:tc>
@@ -12295,7 +12935,7 @@
                 <w:i w:val="0"/>
                 <w:sz w:val="12"/>
               </w:rPr>
-              <w:t>true</w:t>
+              <w:t>63% / 77% / 90%</w:t>
             </w:r>
           </w:p>
         </w:tc>
@@ -12357,7 +12997,7 @@
                 <w:i w:val="0"/>
                 <w:sz w:val="12"/>
               </w:rPr>
-              <w:t>true</w:t>
+              <w:t>20 / 30</w:t>
             </w:r>
           </w:p>
         </w:tc>
@@ -12377,7 +13017,7 @@
                 <w:i w:val="0"/>
                 <w:sz w:val="12"/>
               </w:rPr>
-              <w:t>true</w:t>
+              <w:t>20 / 30</w:t>
             </w:r>
           </w:p>
         </w:tc>
@@ -12420,6 +13060,338 @@
                 <w:sz w:val="12"/>
               </w:rPr>
               <w:t>F-48</w:t>
+            </w:r>
+          </w:p>
+        </w:tc>
+        <w:tc>
+          <w:tcPr>
+            <w:tcW w:type="dxa" w:w="3628"/>
+            <w:shd w:val="clear" w:color="auto" w:fill="F3F4F6"/>
+          </w:tcPr>
+          <w:p>
+            <w:pPr>
+              <w:spacing w:after="0"/>
+            </w:pPr>
+            <w:r/>
+            <w:r>
+              <w:rPr>
+                <w:rFonts w:ascii="JetBrains Mono" w:hAnsi="JetBrains Mono" w:eastAsia="JetBrains Mono"/>
+                <w:b w:val="0"/>
+                <w:i w:val="0"/>
+                <w:sz w:val="12"/>
+              </w:rPr>
+              <w:t>true</w:t>
+            </w:r>
+          </w:p>
+        </w:tc>
+        <w:tc>
+          <w:tcPr>
+            <w:tcW w:type="dxa" w:w="3628"/>
+            <w:shd w:val="clear" w:color="auto" w:fill="F3F4F6"/>
+          </w:tcPr>
+          <w:p>
+            <w:pPr>
+              <w:spacing w:after="0"/>
+            </w:pPr>
+            <w:r/>
+            <w:r>
+              <w:rPr>
+                <w:rFonts w:ascii="JetBrains Mono" w:hAnsi="JetBrains Mono" w:eastAsia="JetBrains Mono"/>
+                <w:b w:val="0"/>
+                <w:i w:val="0"/>
+                <w:sz w:val="12"/>
+              </w:rPr>
+              <w:t>true</w:t>
+            </w:r>
+          </w:p>
+        </w:tc>
+        <w:tc>
+          <w:tcPr>
+            <w:tcW w:type="dxa" w:w="1814"/>
+            <w:shd w:val="clear" w:color="auto" w:fill="F3F4F6"/>
+          </w:tcPr>
+          <w:p>
+            <w:pPr>
+              <w:spacing w:after="0"/>
+            </w:pPr>
+            <w:r/>
+            <w:r>
+              <w:rPr>
+                <w:b w:val="0"/>
+                <w:i w:val="0"/>
+                <w:sz w:val="15"/>
+              </w:rPr>
+              <w:t>✓ pass</w:t>
+            </w:r>
+          </w:p>
+        </w:tc>
+      </w:tr>
+      <w:tr>
+        <w:tc>
+          <w:tcPr>
+            <w:tcW w:type="dxa" w:w="794"/>
+          </w:tcPr>
+          <w:p>
+            <w:pPr>
+              <w:spacing w:after="0"/>
+            </w:pPr>
+            <w:r/>
+            <w:r>
+              <w:rPr>
+                <w:rFonts w:ascii="JetBrains Mono" w:hAnsi="JetBrains Mono" w:eastAsia="JetBrains Mono"/>
+                <w:b w:val="0"/>
+                <w:i w:val="0"/>
+                <w:sz w:val="12"/>
+              </w:rPr>
+              <w:t>F-49</w:t>
+            </w:r>
+          </w:p>
+        </w:tc>
+        <w:tc>
+          <w:tcPr>
+            <w:tcW w:type="dxa" w:w="3628"/>
+          </w:tcPr>
+          <w:p>
+            <w:pPr>
+              <w:spacing w:after="0"/>
+            </w:pPr>
+            <w:r/>
+            <w:r>
+              <w:rPr>
+                <w:rFonts w:ascii="JetBrains Mono" w:hAnsi="JetBrains Mono" w:eastAsia="JetBrains Mono"/>
+                <w:b w:val="0"/>
+                <w:i w:val="0"/>
+                <w:sz w:val="12"/>
+              </w:rPr>
+              <w:t>7B 77% vs router 63%, $0.047 vs $0.033</w:t>
+            </w:r>
+          </w:p>
+        </w:tc>
+        <w:tc>
+          <w:tcPr>
+            <w:tcW w:type="dxa" w:w="3628"/>
+          </w:tcPr>
+          <w:p>
+            <w:pPr>
+              <w:spacing w:after="0"/>
+            </w:pPr>
+            <w:r/>
+            <w:r>
+              <w:rPr>
+                <w:rFonts w:ascii="JetBrains Mono" w:hAnsi="JetBrains Mono" w:eastAsia="JetBrains Mono"/>
+                <w:b w:val="0"/>
+                <w:i w:val="0"/>
+                <w:sz w:val="12"/>
+              </w:rPr>
+              <w:t>7B 77% vs router 63%, $0.047 vs $0.033</w:t>
+            </w:r>
+          </w:p>
+        </w:tc>
+        <w:tc>
+          <w:tcPr>
+            <w:tcW w:type="dxa" w:w="1814"/>
+          </w:tcPr>
+          <w:p>
+            <w:pPr>
+              <w:spacing w:after="0"/>
+            </w:pPr>
+            <w:r/>
+            <w:r>
+              <w:rPr>
+                <w:b w:val="0"/>
+                <w:i w:val="0"/>
+                <w:sz w:val="15"/>
+              </w:rPr>
+              <w:t>✓ pass</w:t>
+            </w:r>
+          </w:p>
+        </w:tc>
+      </w:tr>
+      <w:tr>
+        <w:tc>
+          <w:tcPr>
+            <w:tcW w:type="dxa" w:w="794"/>
+            <w:shd w:val="clear" w:color="auto" w:fill="F3F4F6"/>
+          </w:tcPr>
+          <w:p>
+            <w:pPr>
+              <w:spacing w:after="0"/>
+            </w:pPr>
+            <w:r/>
+            <w:r>
+              <w:rPr>
+                <w:rFonts w:ascii="JetBrains Mono" w:hAnsi="JetBrains Mono" w:eastAsia="JetBrains Mono"/>
+                <w:b w:val="0"/>
+                <w:i w:val="0"/>
+                <w:sz w:val="12"/>
+              </w:rPr>
+              <w:t>F-50</w:t>
+            </w:r>
+          </w:p>
+        </w:tc>
+        <w:tc>
+          <w:tcPr>
+            <w:tcW w:type="dxa" w:w="3628"/>
+            <w:shd w:val="clear" w:color="auto" w:fill="F3F4F6"/>
+          </w:tcPr>
+          <w:p>
+            <w:pPr>
+              <w:spacing w:after="0"/>
+            </w:pPr>
+            <w:r/>
+            <w:r>
+              <w:rPr>
+                <w:rFonts w:ascii="JetBrains Mono" w:hAnsi="JetBrains Mono" w:eastAsia="JetBrains Mono"/>
+                <w:b w:val="0"/>
+                <w:i w:val="0"/>
+                <w:sz w:val="12"/>
+              </w:rPr>
+              <w:t>true</w:t>
+            </w:r>
+          </w:p>
+        </w:tc>
+        <w:tc>
+          <w:tcPr>
+            <w:tcW w:type="dxa" w:w="3628"/>
+            <w:shd w:val="clear" w:color="auto" w:fill="F3F4F6"/>
+          </w:tcPr>
+          <w:p>
+            <w:pPr>
+              <w:spacing w:after="0"/>
+            </w:pPr>
+            <w:r/>
+            <w:r>
+              <w:rPr>
+                <w:rFonts w:ascii="JetBrains Mono" w:hAnsi="JetBrains Mono" w:eastAsia="JetBrains Mono"/>
+                <w:b w:val="0"/>
+                <w:i w:val="0"/>
+                <w:sz w:val="12"/>
+              </w:rPr>
+              <w:t>true</w:t>
+            </w:r>
+          </w:p>
+        </w:tc>
+        <w:tc>
+          <w:tcPr>
+            <w:tcW w:type="dxa" w:w="1814"/>
+            <w:shd w:val="clear" w:color="auto" w:fill="F3F4F6"/>
+          </w:tcPr>
+          <w:p>
+            <w:pPr>
+              <w:spacing w:after="0"/>
+            </w:pPr>
+            <w:r/>
+            <w:r>
+              <w:rPr>
+                <w:b w:val="0"/>
+                <w:i w:val="0"/>
+                <w:sz w:val="15"/>
+              </w:rPr>
+              <w:t>✓ pass</w:t>
+            </w:r>
+          </w:p>
+        </w:tc>
+      </w:tr>
+      <w:tr>
+        <w:tc>
+          <w:tcPr>
+            <w:tcW w:type="dxa" w:w="794"/>
+          </w:tcPr>
+          <w:p>
+            <w:pPr>
+              <w:spacing w:after="0"/>
+            </w:pPr>
+            <w:r/>
+            <w:r>
+              <w:rPr>
+                <w:rFonts w:ascii="JetBrains Mono" w:hAnsi="JetBrains Mono" w:eastAsia="JetBrains Mono"/>
+                <w:b w:val="0"/>
+                <w:i w:val="0"/>
+                <w:sz w:val="12"/>
+              </w:rPr>
+              <w:t>F-51</w:t>
+            </w:r>
+          </w:p>
+        </w:tc>
+        <w:tc>
+          <w:tcPr>
+            <w:tcW w:type="dxa" w:w="3628"/>
+          </w:tcPr>
+          <w:p>
+            <w:pPr>
+              <w:spacing w:after="0"/>
+            </w:pPr>
+            <w:r/>
+            <w:r>
+              <w:rPr>
+                <w:rFonts w:ascii="JetBrains Mono" w:hAnsi="JetBrains Mono" w:eastAsia="JetBrains Mono"/>
+                <w:b w:val="0"/>
+                <w:i w:val="0"/>
+                <w:sz w:val="12"/>
+              </w:rPr>
+              <w:t>true</w:t>
+            </w:r>
+          </w:p>
+        </w:tc>
+        <w:tc>
+          <w:tcPr>
+            <w:tcW w:type="dxa" w:w="3628"/>
+          </w:tcPr>
+          <w:p>
+            <w:pPr>
+              <w:spacing w:after="0"/>
+            </w:pPr>
+            <w:r/>
+            <w:r>
+              <w:rPr>
+                <w:rFonts w:ascii="JetBrains Mono" w:hAnsi="JetBrains Mono" w:eastAsia="JetBrains Mono"/>
+                <w:b w:val="0"/>
+                <w:i w:val="0"/>
+                <w:sz w:val="12"/>
+              </w:rPr>
+              <w:t>true</w:t>
+            </w:r>
+          </w:p>
+        </w:tc>
+        <w:tc>
+          <w:tcPr>
+            <w:tcW w:type="dxa" w:w="1814"/>
+          </w:tcPr>
+          <w:p>
+            <w:pPr>
+              <w:spacing w:after="0"/>
+            </w:pPr>
+            <w:r/>
+            <w:r>
+              <w:rPr>
+                <w:b w:val="0"/>
+                <w:i w:val="0"/>
+                <w:sz w:val="15"/>
+              </w:rPr>
+              <w:t>✓ pass</w:t>
+            </w:r>
+          </w:p>
+        </w:tc>
+      </w:tr>
+      <w:tr>
+        <w:tc>
+          <w:tcPr>
+            <w:tcW w:type="dxa" w:w="794"/>
+            <w:shd w:val="clear" w:color="auto" w:fill="F3F4F6"/>
+          </w:tcPr>
+          <w:p>
+            <w:pPr>
+              <w:spacing w:after="0"/>
+            </w:pPr>
+            <w:r/>
+            <w:r>
+              <w:rPr>
+                <w:rFonts w:ascii="JetBrains Mono" w:hAnsi="JetBrains Mono" w:eastAsia="JetBrains Mono"/>
+                <w:b w:val="0"/>
+                <w:i w:val="0"/>
+                <w:sz w:val="12"/>
+              </w:rPr>
+              <w:t>F-52</w:t>
             </w:r>
           </w:p>
         </w:tc>
@@ -12803,7 +13775,7 @@
                 <w:i w:val="0"/>
                 <w:sz w:val="15"/>
               </w:rPr>
-              <w:t>F-07, F-09, F-31, F-32, F-37, F-38, F-40, F-43</w:t>
+              <w:t>F-07, F-09, F-31, F-32, F-37, F-38, F-40, F-43, F-49</w:t>
             </w:r>
           </w:p>
         </w:tc>
@@ -12823,7 +13795,7 @@
                 <w:i w:val="0"/>
                 <w:sz w:val="15"/>
               </w:rPr>
-              <w:t>slides 02, 03, 05, 06, 07, 08</w:t>
+              <w:t>slides 02, 03, 05, 06, 07, 08, 09</w:t>
             </w:r>
           </w:p>
         </w:tc>
@@ -13006,7 +13978,7 @@
                 <w:i w:val="0"/>
                 <w:sz w:val="15"/>
               </w:rPr>
-              <w:t>F-12, F-13, F-14, F-19, F-21, F-27, F-28, F-29, F-30, F-31, F-33, F-35, F-36, F-37, F-38, F-39, F-40, F-42, F-44</w:t>
+              <w:t>F-12, F-13, F-14, F-19, F-21, F-27, F-28, F-29, F-30, F-31, F-33, F-35, F-36, F-37, F-38, F-39, F-40, F-42, F-44, F-46, F-47, F-48, F-49, F-50</w:t>
             </w:r>
           </w:p>
         </w:tc>
@@ -13106,7 +14078,7 @@
                 <w:i w:val="0"/>
                 <w:sz w:val="15"/>
               </w:rPr>
-              <w:t>F-08, F-12, F-13, F-33, F-34, F-35, F-37, F-39, F-42, F-44, F-45</w:t>
+              <w:t>F-08, F-12, F-13, F-33, F-34, F-35, F-37, F-39, F-42, F-44, F-45, F-46, F-47, F-48</w:t>
             </w:r>
           </w:p>
         </w:tc>
@@ -13615,7 +14587,7 @@
                 <w:i w:val="0"/>
                 <w:sz w:val="15"/>
               </w:rPr>
-              <w:t>F-03, F-16, F-21, F-22, F-23, F-31, F-32, F-33, F-34, F-37, F-38, F-39, F-40, F-43, F-44</w:t>
+              <w:t>F-03, F-16, F-21, F-22, F-23, F-31, F-32, F-33, F-34, F-37, F-38, F-39, F-40, F-43, F-44, F-46, F-47, F-48, F-49</w:t>
             </w:r>
           </w:p>
         </w:tc>
@@ -13866,6 +14838,21 @@
           <w:sz w:val="18"/>
         </w:rPr>
         <w:t>Routine LLM requests, billed at large-model prices.</w:t>
+      </w:r>
+    </w:p>
+    <w:p>
+      <w:pPr>
+        <w:spacing w:after="20"/>
+        <w:ind w:left="283"/>
+      </w:pPr>
+      <w:r>
+        <w:rPr>
+          <w:b w:val="0"/>
+          <w:i w:val="0"/>
+          <w:color w:val="4B5563"/>
+          <w:sz w:val="18"/>
+        </w:rPr>
+        <w:t>Who sends thousands of AI-model requests a day, and the four problems they run into.</w:t>
       </w:r>
     </w:p>
     <w:p>
@@ -14479,6 +15466,21 @@
           <w:color w:val="4B5563"/>
           <w:sz w:val="18"/>
         </w:rPr>
+        <w:t>The project in one line: send each AI-model (LLM) request to the cheapest model that still gets it right.</w:t>
+      </w:r>
+    </w:p>
+    <w:p>
+      <w:pPr>
+        <w:spacing w:after="20"/>
+        <w:ind w:left="283"/>
+      </w:pPr>
+      <w:r>
+        <w:rPr>
+          <w:b w:val="0"/>
+          <w:i w:val="0"/>
+          <w:color w:val="4B5563"/>
+          <w:sz w:val="18"/>
+        </w:rPr>
         <w:t>16.4M LLM requests a year. 4 tasks, 3 self-hosted models. Which ones can a 3B model take?</w:t>
       </w:r>
     </w:p>
@@ -14495,6 +15497,21 @@
           <w:sz w:val="18"/>
         </w:rPr>
         <w:t>200 cases, known answers · 3B $0.06 · 7B $0.20 per M tokens · wrong small answers ship silently</w:t>
+      </w:r>
+    </w:p>
+    <w:p>
+      <w:pPr>
+        <w:spacing w:after="20"/>
+        <w:ind w:left="283"/>
+      </w:pPr>
+      <w:r>
+        <w:rPr>
+          <w:b w:val="0"/>
+          <w:i w:val="0"/>
+          <w:color w:val="4B5563"/>
+          <w:sz w:val="18"/>
+        </w:rPr>
+        <w:t>3B / 7B = a small and a large model (3 and 7 billion parameters). Tokens = word pieces; models are priced per million tokens.</w:t>
       </w:r>
     </w:p>
     <w:p>
@@ -15471,7 +16488,22 @@
           <w:color w:val="4B5563"/>
           <w:sz w:val="18"/>
         </w:rPr>
-        <w:t>REQUEST email, ticket, report, sum → PICK MODEL a small model per task → [CHEAP TRY: SMALL MODEL a 3B model tries first → CHECK well formed? sure of it?] → [FALLBACK: BIG MODEL only if the check fails] → ANSWER ✓ lower bill ✓ mostly small ✓ answers checked</w:t>
+        <w:t>Read left to right: a small model answers first, and the big 7B model is paid for only when the check fails.</w:t>
+      </w:r>
+    </w:p>
+    <w:p>
+      <w:pPr>
+        <w:spacing w:after="20"/>
+        <w:ind w:left="283"/>
+      </w:pPr>
+      <w:r>
+        <w:rPr>
+          <w:b w:val="0"/>
+          <w:i w:val="0"/>
+          <w:color w:val="4B5563"/>
+          <w:sz w:val="18"/>
+        </w:rPr>
+        <w:t>REQUEST 4 kinds of request → PICK MODEL small model per task → [CHEAP TRY: SMALL MODEL a 3B model tries first → CHECK valid and sure?] → [FALLBACK: BIG MODEL only if the check fails] → ANSWER ✓ lower bill ✓ mostly small ✓ answers checked</w:t>
       </w:r>
     </w:p>
     <w:p>
@@ -16010,6 +17042,21 @@
           <w:color w:val="4B5563"/>
           <w:sz w:val="18"/>
         </w:rPr>
+        <w:t>Three checks run on every small-model answer. All pass: keep it. Any fail: ask the 7B instead.</w:t>
+      </w:r>
+    </w:p>
+    <w:p>
+      <w:pPr>
+        <w:spacing w:after="20"/>
+        <w:ind w:left="283"/>
+      </w:pPr>
+      <w:r>
+        <w:rPr>
+          <w:b w:val="0"/>
+          <w:i w:val="0"/>
+          <w:color w:val="4B5563"/>
+          <w:sz w:val="18"/>
+        </w:rPr>
         <w:t>Is the answer well formed? — right keys, one known label, short summary</w:t>
       </w:r>
     </w:p>
@@ -16355,7 +17402,7 @@
                 <w:i w:val="0"/>
                 <w:sz w:val="15"/>
               </w:rPr>
-              <w:t>6 confident wrong answers got through / 6 wrong answers passed above 0.9999</w:t>
+              <w:t>6 confident wrong answers got through / 6 wrong answers passed at over 99.99% confidence</w:t>
             </w:r>
           </w:p>
         </w:tc>
@@ -16701,7 +17748,7 @@
           <w:color w:val="4B5563"/>
           <w:sz w:val="18"/>
         </w:rPr>
-        <w:t>A verifier-gated cascade, tuned offline.</w:t>
+        <w:t>Small model first, a check, then the 7B.</w:t>
       </w:r>
     </w:p>
     <w:p>
@@ -16716,7 +17763,7 @@
           <w:color w:val="4B5563"/>
           <w:sz w:val="18"/>
         </w:rPr>
-        <w:t>OFFLINE · TUNED ON THE DEV SPLIT: data.py Generator (seeded, answers first) → eval_suite.jsonl Eval suite (200 cases · 4 tasks, dev 80 · test 120) → dev 80 → evaluate.py calibrate() (per task, the cheapest ≥ 7B) ← answers ← outputs/responses/ Response cache (3 models × 200, ≈ 46 min CPU) · data/ Traffic log (365 days, 16.4M / yr)</w:t>
+        <w:t>Each box is a real file in the repo. Requests flow left to right.</w:t>
       </w:r>
     </w:p>
     <w:p>
@@ -16731,7 +17778,7 @@
           <w:color w:val="4B5563"/>
           <w:sz w:val="18"/>
         </w:rPr>
-        <w:t>ONLINE · PER REQUEST · ≤ 2 CALLS: prompts.py Request (task + input, 1 prompt/task) → prompt → router.py Router.route() [extract llama3.2 τ 0 · classify qwen 3B τ 0 · summary llama3.2 τ 0 · reason qwen 3B τ .9999 · ≤ 2 calls / request] → 3B first → Ollama Small 3B (qwen2.5-coder:3b, llama3.2, $0.06 / M tok) → text + logprobs → verifiers.py verify() (schema, grounded in input, confidence ≥ τ) → pass → Answer (to the caller · 3B kept 91% · p50 3.6 s · p95 20.4 s · on CPU)</w:t>
+        <w:t>OFFLINE · TUNED ON 80 PRACTICE CASES: data.py Generator (seeded, answers first) → eval_suite.jsonl Eval suite (200 cases · 4 tasks, 80 practice · 120 test) → practice → evaluate.py calibrate() (per task, cheapest as right as 7B) ← answers ← outputs/responses/ Response cache (3 models × 200, ≈ 46 min CPU) · data/ Traffic log (365 days, 16.4M / yr)</w:t>
       </w:r>
     </w:p>
     <w:p>
@@ -16746,7 +17793,7 @@
           <w:color w:val="4B5563"/>
           <w:sz w:val="18"/>
         </w:rPr>
-        <w:t>fail → 7B or conf &lt; τ → Ollama Large 7B (qwen2.5-coder:7b, $0.20 / M tok) → 7B answer → Answer · no small model → Large 7B · policy × 4 (calibrate → Router) · calls logged (Small 3B → Response cache)</w:t>
+        <w:t>ONLINE · PER REQUEST · ≤ 2 CALLS: prompts.py Request (task + input, 1 prompt/task) → prompt → router.py Router.route() [orders llama3.2 no bar · tickets qwen 3B no bar · reports llama3.2 no bar · math qwen 3B .9999 · ≤ 2 calls per request] → 3B first → Ollama Small 3B (qwen2.5-coder:3b, llama3.2, $0.06 / M tokens) → text + odds → verifiers.py verify() (well formed, found in the request, confidence ≥ bar) → pass → Answer (to the caller · 3B kept 91% · median 3.6 s · slowest 1 in 20: 20.4 s + · on CPU)</w:t>
       </w:r>
     </w:p>
     <w:p>
@@ -16761,7 +17808,7 @@
           <w:color w:val="4B5563"/>
           <w:sz w:val="18"/>
         </w:rPr>
-        <w:t>EVALUATION · REPLAYS THE CACHE · make run &lt; 1 s: evaluate.py Replay arms (6 arms · 120) → grading.py Answer key (the router never sees it) → right? → summarise() Score (completion · cost) → paired_bootstrap() Bootstrap (95% CI · 4,000) → outputs/ results.json, per_case.csv</w:t>
+        <w:t>fail or unsure → 7B → Ollama Large 7B (qwen2.5-coder:7b, $0.20 / M tokens) → 7B answer → Answer · no small model → Large 7B · policy × 4 (calibrate → Router) · calls logged (Small 3B → Response cache)</w:t>
       </w:r>
     </w:p>
     <w:p>
@@ -16776,7 +17823,22 @@
           <w:color w:val="4B5563"/>
           <w:sz w:val="18"/>
         </w:rPr>
-        <w:t>critical path · 1 small call · 91% of requests · p50 3.6 s vs 5.8 s for all-7B</w:t>
+        <w:t>EVALUATION · REPLAYS SAVED ANSWERS · make run &lt; 1 s: evaluate.py Replay (6 setups · 120 test) → grading.py Answer key (the router never sees it) → right? → summarise() Score (completion · cost) → paired_bootstrap() Bootstrap (95% range · 4,000×) → outputs/ results.json, per_case.csv</w:t>
+      </w:r>
+    </w:p>
+    <w:p>
+      <w:pPr>
+        <w:spacing w:after="20"/>
+        <w:ind w:left="283"/>
+      </w:pPr>
+      <w:r>
+        <w:rPr>
+          <w:b w:val="0"/>
+          <w:i w:val="0"/>
+          <w:color w:val="4B5563"/>
+          <w:sz w:val="18"/>
+        </w:rPr>
+        <w:t>main path · 1 small call · 91% of requests · median 3.6 s vs 5.8 s for all-7B (the evaluation lane is hidden behind this callout)</w:t>
       </w:r>
     </w:p>
     <w:p>
@@ -17624,7 +18686,7 @@
                 <w:i w:val="0"/>
                 <w:sz w:val="15"/>
               </w:rPr>
-              <w:t>dev 80 · test 120</w:t>
+              <w:t>80 practice · 120 test (practice = the dev split)</w:t>
             </w:r>
           </w:p>
         </w:tc>
@@ -18171,7 +19233,7 @@
                 <w:i w:val="0"/>
                 <w:sz w:val="15"/>
               </w:rPr>
-              <w:t>policy table in Router.route()</w:t>
+              <w:t>Router.route() table: orders llama3.2 no bar · tickets qwen 3B no bar · reports llama3.2 no bar · math qwen 3B .9999 (bar = confidence threshold τ)</w:t>
             </w:r>
           </w:p>
         </w:tc>
@@ -18281,7 +19343,7 @@
                 <w:i w:val="0"/>
                 <w:sz w:val="15"/>
               </w:rPr>
-              <w:t>schema / grounded in input / confidence ≥ τ</w:t>
+              <w:t>well formed / found in the request / confidence ≥ bar</w:t>
             </w:r>
           </w:p>
         </w:tc>
@@ -18500,7 +19562,7 @@
                 <w:i w:val="0"/>
                 <w:sz w:val="15"/>
               </w:rPr>
-              <w:t>p50 3.6 s · p95 20.4 s</w:t>
+              <w:t>median 3.6 s · slowest 1 in 20: 20.4 s + (median = p50, slowest 1 in 20 = p95)</w:t>
             </w:r>
           </w:p>
         </w:tc>
@@ -18609,7 +19671,7 @@
                 <w:i w:val="0"/>
                 <w:sz w:val="15"/>
               </w:rPr>
-              <w:t>vs 5.8 s for all-7B</w:t>
+              <w:t>median 3.6 s vs 5.8 s for all-7B</w:t>
             </w:r>
           </w:p>
         </w:tc>
@@ -18719,7 +19781,7 @@
                 <w:i w:val="0"/>
                 <w:sz w:val="15"/>
               </w:rPr>
-              <w:t>6 arms · 120</w:t>
+              <w:t>Replay · 6 setups · 120 test</w:t>
             </w:r>
           </w:p>
         </w:tc>
@@ -18938,7 +20000,7 @@
                 <w:i w:val="0"/>
                 <w:sz w:val="15"/>
               </w:rPr>
-              <w:t>95% CI · 4,000</w:t>
+              <w:t>95% range · 4,000×</w:t>
             </w:r>
           </w:p>
         </w:tc>
@@ -19367,7 +20429,7 @@
           <w:color w:val="4B5563"/>
           <w:sz w:val="18"/>
         </w:rPr>
-        <w:t>Phase 1: The tuned router on 120 held-out requests. · kept the 3B answer · escalated to 7B · ✕ wrong, graded afterwards against the key · rows extraction / classification / summarization / reasoning (30 cells each)</w:t>
+        <w:t>Phase 1: The tuned router on 120 held-out requests. Each square is one real request, in order. Green = the small model's answer was kept; ✕ = graded wrong later. · kept the 3B answer · escalated to 7B · ✕ wrong, graded afterwards against the key · rows orders / tickets / shift reports / arithmetic (30 cells each)</w:t>
       </w:r>
     </w:p>
     <w:p>
@@ -19397,7 +20459,7 @@
           <w:color w:val="4B5563"/>
           <w:sz w:val="18"/>
         </w:rPr>
-        <w:t>Phase 2: Six ways to serve the same 120 requests. Completion % vs cost per 1k requests: all qwen 3B 75.8% · all llama3.2 80.0% · router, checks only 77.5% · router, tuned 82.5% · $0.0176 · perfect verifier 91.7% · $0.0178 · all 7B 85.0% · $0.0452; dashed line at the all-7B completion.</w:t>
+        <w:t>Phase 2: Six ways to serve the same 120 requests. Each dot is one way to serve them. Higher = more answered correctly; further left = cheaper. Axes: completion: % answered correctly ↑ · cost per 1,000 requests, USD (left is cheaper) →. all qwen 3B 75.8% · all llama3.2 80.0% · router, checks only 77.5% · router, tuned 82.5% · $0.0176 · perfect check 91.7% · $0.0178 · all 7B 85.0% · $0.0452; dashed line at the all-7B completion.</w:t>
       </w:r>
     </w:p>
     <w:p>
@@ -19412,7 +20474,7 @@
           <w:color w:val="4B5563"/>
           <w:sz w:val="18"/>
         </w:rPr>
-        <w:t>Router vs all-7B: 61% cheaper, 2.5 points less complete. The perfect verifier shows the headroom.</w:t>
+        <w:t>Router vs all-7B: 61% cheaper, 2.5 points less complete. The perfect check shows what a better check could reach.</w:t>
       </w:r>
     </w:p>
     <w:p>
@@ -20683,7 +21745,7 @@
                 <w:i w:val="0"/>
                 <w:sz w:val="15"/>
               </w:rPr>
-              <w:t>all qwen 3B 75.8% · all llama3.2 80.0% · all 7B 85.0% · $0.0452 · router, checks only 77.5% · router, tuned 82.5% · $0.0176 · perfect verifier 91.7% · $0.0178</w:t>
+              <w:t>all qwen 3B 75.8% · all llama3.2 80.0% · all 7B 85.0% · $0.0452 · router, checks only 77.5% · router, tuned 82.5% · $0.0176 · perfect check 91.7% · $0.0178 (perfect check = the oracle arm)</w:t>
             </w:r>
           </w:p>
         </w:tc>
@@ -21126,6 +22188,21 @@
           <w:color w:val="4B5563"/>
           <w:sz w:val="18"/>
         </w:rPr>
+        <w:t>Each row: one real request, the check it went through, which model answered, and its cost. Lower $/1K is better.</w:t>
+      </w:r>
+    </w:p>
+    <w:p>
+      <w:pPr>
+        <w:spacing w:after="20"/>
+        <w:ind w:left="283"/>
+      </w:pPr>
+      <w:r>
+        <w:rPr>
+          <w:b w:val="0"/>
+          <w:i w:val="0"/>
+          <w:color w:val="4B5563"/>
+          <w:sz w:val="18"/>
+        </w:rPr>
         <w:t>ROUTING LEDGER · HELD-OUT · 120 REQUESTS · CASE / REQUEST / 1ST TRY / CHECK / BY / ANSWER / $/1K</w:t>
       </w:r>
     </w:p>
@@ -21201,7 +22278,7 @@
           <w:color w:val="4B5563"/>
           <w:sz w:val="18"/>
         </w:rPr>
-        <w:t>rea-021 arithmetic qwen 3B ✗ conf .99989 &lt; τ 7B ANSWER 2050 $0.073</w:t>
+        <w:t>rea-021 arithmetic qwen 3B ✗ conf .99989 7B ANSWER 2050 $0.073</w:t>
       </w:r>
     </w:p>
     <w:p>
@@ -22606,6 +23683,21 @@
           <w:color w:val="4B5563"/>
           <w:sz w:val="18"/>
         </w:rPr>
+        <w:t>Completion = share of requests answered correctly (higher is better). Cost = dollars per 1,000 requests (lower is better).</w:t>
+      </w:r>
+    </w:p>
+    <w:p>
+      <w:pPr>
+        <w:spacing w:after="20"/>
+        <w:ind w:left="283"/>
+      </w:pPr>
+      <w:r>
+        <w:rPr>
+          <w:b w:val="0"/>
+          <w:i w:val="0"/>
+          <w:color w:val="4B5563"/>
+          <w:sz w:val="18"/>
+        </w:rPr>
         <w:t>router −61% cost per 1k requests ($0.0452 → $0.0176)</w:t>
       </w:r>
     </w:p>
@@ -22621,7 +23713,7 @@
           <w:color w:val="4B5563"/>
           <w:sz w:val="18"/>
         </w:rPr>
-        <w:t>evaluation 82.5% completion, held out (all-7B 85.0% · 95% CI)</w:t>
+        <w:t>evaluation 82.5% completion, held out (all-7B 85.0%)</w:t>
       </w:r>
     </w:p>
     <w:p>
@@ -22666,7 +23758,7 @@
           <w:color w:val="4B5563"/>
           <w:sz w:val="18"/>
         </w:rPr>
-        <w:t>Completion gap CI [−7.5, +2.5] pts · prices are an assumption ($0.06 vs $0.20 per M tokens)</w:t>
+        <w:t>Router minus all-7B completion, 95% range: −7.5 to +2.5 points · prices are an assumption ($0.06 vs $0.20 per million tokens)</w:t>
       </w:r>
     </w:p>
     <w:p>
@@ -23937,7 +25029,7 @@
                 <w:i w:val="0"/>
                 <w:sz w:val="15"/>
               </w:rPr>
-              <w:t>CI [−7.5, +2.5] pts</w:t>
+              <w:t>95% range: −7.5 to +2.5 points</w:t>
             </w:r>
           </w:p>
         </w:tc>
@@ -24183,7 +25275,7 @@
         <w:pStyle w:val="Heading3"/>
       </w:pPr>
       <w:r>
-        <w:t>Slide 09: What didn't win</w:t>
+        <w:t>Slide 09: Lesson and fix</w:t>
       </w:r>
     </w:p>
     <w:p>
@@ -24194,7 +25286,7 @@
           <w:color w:val="4B5563"/>
           <w:sz w:val="18"/>
         </w:rPr>
-        <w:t xml:space="preserve">73.8-80.0 s · composition </w:t>
+        <w:t xml:space="preserve">73.8-82.8 s · composition </w:t>
       </w:r>
       <w:r>
         <w:rPr>
@@ -24270,7 +25362,7 @@
           <w:color w:val="4B5563"/>
           <w:sz w:val="18"/>
         </w:rPr>
-        <w:t>09 · WHAT DIDN'T WIN</w:t>
+        <w:t>09 · LESSON AND FIX</w:t>
       </w:r>
     </w:p>
     <w:p>
@@ -24285,7 +25377,7 @@
           <w:color w:val="4B5563"/>
           <w:sz w:val="18"/>
         </w:rPr>
-        <w:t>On arithmetic, the confidence check failed.</w:t>
+        <w:t>Confident isn't correct. So next, I send arithmetic to the 7B.</w:t>
       </w:r>
     </w:p>
     <w:p>
@@ -24300,7 +25392,7 @@
           <w:color w:val="4B5563"/>
           <w:sz w:val="18"/>
         </w:rPr>
-        <w:t>Completion per task, held out · bar = tuned router · tick = all-7B · router / 7B</w:t>
+        <w:t>Arithmetic requests only. Completion = share answered correctly, graded against the answer key; higher is better.</w:t>
       </w:r>
     </w:p>
     <w:p>
@@ -24315,7 +25407,7 @@
           <w:color w:val="4B5563"/>
           <w:sz w:val="18"/>
         </w:rPr>
-        <w:t>Orders (extraction) 93 / 93 · Tickets (classification) 87 / 87 · Shift reports (summarization) 87 / 83 · Arithmetic (reasoning) 63 / 77</w:t>
+        <w:t>THE LESSON · Looked safe in practice, failed on new cases · Completion on arithmetic: practice cases, then new ones</w:t>
       </w:r>
     </w:p>
     <w:p>
@@ -24330,7 +25422,82 @@
           <w:color w:val="4B5563"/>
           <w:sz w:val="18"/>
         </w:rPr>
-        <w:t>Why: confidence is read at the ANSWER line, which copies a number already worked out. 6 wrong answers passed above 0.9999, e.g. 38 × 168 = 6264 (true 6384). Next: send arithmetic to the 7B.</w:t>
+        <w:t>Router (20 practice cases) 95% TRAP · Router (30 new cases) 63% · 7B alone (30 new cases) 77%</w:t>
+      </w:r>
+    </w:p>
+    <w:p>
+      <w:pPr>
+        <w:spacing w:after="20"/>
+        <w:ind w:left="283"/>
+      </w:pPr>
+      <w:r>
+        <w:rPr>
+          <w:b w:val="0"/>
+          <w:i w:val="0"/>
+          <w:color w:val="4B5563"/>
+          <w:sz w:val="18"/>
+        </w:rPr>
+        <w:t>6 wrong answers passed at over 99.99% confidence, e.g. 38 × 168 = 6264 (true: 6384). Sure is not the same as right.</w:t>
+      </w:r>
+    </w:p>
+    <w:p>
+      <w:pPr>
+        <w:spacing w:after="20"/>
+        <w:ind w:left="283"/>
+      </w:pPr>
+      <w:r>
+        <w:rPr>
+          <w:b w:val="0"/>
+          <w:i w:val="0"/>
+          <w:color w:val="4B5563"/>
+          <w:sz w:val="18"/>
+        </w:rPr>
+        <w:t>NEXT · Send arithmetic straight to the 7B · Completion, the same 30 new arithmetic cases</w:t>
+      </w:r>
+    </w:p>
+    <w:p>
+      <w:pPr>
+        <w:spacing w:after="20"/>
+        <w:ind w:left="283"/>
+      </w:pPr>
+      <w:r>
+        <w:rPr>
+          <w:b w:val="0"/>
+          <w:i w:val="0"/>
+          <w:color w:val="4B5563"/>
+          <w:sz w:val="18"/>
+        </w:rPr>
+        <w:t>7B alone (the next step) 77% NEXT · Router (3B + confidence bar) 63% · Perfect check (ceiling, not built) 90%</w:t>
+      </w:r>
+    </w:p>
+    <w:p>
+      <w:pPr>
+        <w:spacing w:after="20"/>
+        <w:ind w:left="283"/>
+      </w:pPr>
+      <w:r>
+        <w:rPr>
+          <w:b w:val="0"/>
+          <w:i w:val="0"/>
+          <w:color w:val="4B5563"/>
+          <w:sz w:val="18"/>
+        </w:rPr>
+        <w:t>The router can already skip the small model for a task. Step after that: let the two small models vote.</w:t>
+      </w:r>
+    </w:p>
+    <w:p>
+      <w:pPr>
+        <w:spacing w:after="20"/>
+        <w:ind w:left="283"/>
+      </w:pPr>
+      <w:r>
+        <w:rPr>
+          <w:b w:val="0"/>
+          <w:i w:val="0"/>
+          <w:color w:val="4B5563"/>
+          <w:sz w:val="18"/>
+        </w:rPr>
+        <w:t>PAYOFF · Measured on those 30 cases: 7B 77% correct vs router 63%, at $0.047 vs $0.033 per 1k · not switched yet</w:t>
       </w:r>
     </w:p>
     <w:p>
@@ -24506,7 +25673,7 @@
                 <w:i w:val="0"/>
                 <w:sz w:val="15"/>
               </w:rPr>
-              <w:t>6 confident wrong answers got through / 6 wrong answers passed above 0.9999</w:t>
+              <w:t>6 confident wrong answers got through / 6 wrong answers passed at over 99.99% confidence</w:t>
             </w:r>
           </w:p>
         </w:tc>
@@ -24595,7 +25762,7 @@
                 <w:i w:val="0"/>
                 <w:sz w:val="12"/>
               </w:rPr>
-              <w:t>F-13</w:t>
+              <w:t>F-44</w:t>
             </w:r>
           </w:p>
         </w:tc>
@@ -24615,7 +25782,7 @@
                 <w:i w:val="0"/>
                 <w:sz w:val="15"/>
               </w:rPr>
-              <w:t>Worked for orders, tickets and summaries</w:t>
+              <w:t>Router · 20 practice cases · 95% (TRAP)</w:t>
             </w:r>
           </w:p>
         </w:tc>
@@ -24644,7 +25811,7 @@
                 <w:i w:val="0"/>
                 <w:sz w:val="15"/>
               </w:rPr>
-              <w:t xml:space="preserve"> · splits.test[arm].by_task[task].completion</w:t>
+              <w:t xml:space="preserve"> · policy.reasoning.dev_completion = 0.95 (and dev_large_completion = 0.95)</w:t>
             </w:r>
           </w:p>
         </w:tc>
@@ -24664,7 +25831,7 @@
                 <w:i w:val="0"/>
                 <w:sz w:val="15"/>
               </w:rPr>
-              <w:t>router ≥ all-large for 3 tasks</w:t>
+              <w:t>x 100, whole number</w:t>
             </w:r>
           </w:p>
         </w:tc>
@@ -24706,7 +25873,7 @@
                 <w:i w:val="0"/>
                 <w:sz w:val="12"/>
               </w:rPr>
-              <w:t>F-44</w:t>
+              <w:t>F-45</w:t>
             </w:r>
           </w:p>
         </w:tc>
@@ -24725,7 +25892,7 @@
                 <w:i w:val="0"/>
                 <w:sz w:val="15"/>
               </w:rPr>
-              <w:t>93 / 93 · 87 / 87 · 87 / 83 · 63 / 77</w:t>
+              <w:t>38 × 168 = 6264 (true: 6384)</w:t>
             </w:r>
           </w:p>
         </w:tc>
@@ -24745,7 +25912,7 @@
                 <w:i w:val="0"/>
                 <w:sz w:val="12"/>
               </w:rPr>
-              <w:t>outputs/results.json</w:t>
+              <w:t>outputs/responses/qwen2.5-coder_3b.jsonl; demo:assets/routing_log.json</w:t>
             </w:r>
             <w:r>
               <w:rPr>
@@ -24753,7 +25920,7 @@
                 <w:i w:val="0"/>
                 <w:sz w:val="15"/>
               </w:rPr>
-              <w:t xml:space="preserve"> · splits.test[arm].by_task[task].completion</w:t>
+              <w:t xml:space="preserve"> · case rea-028</w:t>
             </w:r>
           </w:p>
         </w:tc>
@@ -24772,7 +25939,7 @@
                 <w:i w:val="0"/>
                 <w:sz w:val="15"/>
               </w:rPr>
-              <w:t>x 100, whole numbers</w:t>
+              <w:t>38 x 168 = 6384; 6384 + 45 = 6429</w:t>
             </w:r>
           </w:p>
         </w:tc>
@@ -24814,7 +25981,7 @@
                 <w:i w:val="0"/>
                 <w:sz w:val="12"/>
               </w:rPr>
-              <w:t>F-45</w:t>
+              <w:t>F-46</w:t>
             </w:r>
           </w:p>
         </w:tc>
@@ -24834,7 +26001,7 @@
                 <w:i w:val="0"/>
                 <w:sz w:val="15"/>
               </w:rPr>
-              <w:t>38 × 168 = 6264 (true 6384)</w:t>
+              <w:t>63% / 77% / 90%</w:t>
             </w:r>
           </w:p>
         </w:tc>
@@ -24855,7 +26022,7 @@
                 <w:i w:val="0"/>
                 <w:sz w:val="12"/>
               </w:rPr>
-              <w:t>outputs/responses/qwen2.5-coder_3b.jsonl; demo:assets/routing_log.json</w:t>
+              <w:t>outputs/results.json</w:t>
             </w:r>
             <w:r>
               <w:rPr>
@@ -24863,7 +26030,7 @@
                 <w:i w:val="0"/>
                 <w:sz w:val="15"/>
               </w:rPr>
-              <w:t xml:space="preserve"> · case rea-028</w:t>
+              <w:t xml:space="preserve"> · splits.test[arm].by_task.reasoning.completion = 0.6333 / 0.7667 / 0.9</w:t>
             </w:r>
           </w:p>
         </w:tc>
@@ -24883,7 +26050,7 @@
                 <w:i w:val="0"/>
                 <w:sz w:val="15"/>
               </w:rPr>
-              <w:t>38 x 168 = 6384; 6384 + 45 = 6429</w:t>
+              <w:t>x 100, whole numbers</w:t>
             </w:r>
           </w:p>
         </w:tc>
@@ -24925,7 +26092,7 @@
                 <w:i w:val="0"/>
                 <w:sz w:val="12"/>
               </w:rPr>
-              <w:t>F-46</w:t>
+              <w:t>F-47</w:t>
             </w:r>
           </w:p>
         </w:tc>
@@ -24944,7 +26111,7 @@
                 <w:i w:val="0"/>
                 <w:sz w:val="15"/>
               </w:rPr>
-              <w:t>confidence is read at the ANSWER line</w:t>
+              <w:t>20 practice cases · 30 new cases</w:t>
             </w:r>
           </w:p>
         </w:tc>
@@ -24964,7 +26131,7 @@
                 <w:i w:val="0"/>
                 <w:sz w:val="12"/>
               </w:rPr>
-              <w:t>src/llm_cost_router/verifiers.py:115-127 (answer_confidence)</w:t>
+              <w:t>data/eval_suite.jsonl; outputs/results.json</w:t>
             </w:r>
             <w:r>
               <w:rPr>
@@ -24972,7 +26139,7 @@
                 <w:i w:val="0"/>
                 <w:sz w:val="15"/>
               </w:rPr>
-              <w:t xml:space="preserve"> · lowest token probability among the digits after the final ANSWER marker</w:t>
+              <w:t xml:space="preserve"> · split per task = reasoning; splits.test[router].by_task.reasoning.n</w:t>
             </w:r>
           </w:p>
         </w:tc>
@@ -24991,6 +26158,336 @@
                 <w:i w:val="0"/>
                 <w:sz w:val="15"/>
               </w:rPr>
+              <w:t>count</w:t>
+            </w:r>
+          </w:p>
+        </w:tc>
+        <w:tc>
+          <w:tcPr>
+            <w:tcW w:type="dxa" w:w="850"/>
+          </w:tcPr>
+          <w:p>
+            <w:pPr>
+              <w:spacing w:after="0"/>
+            </w:pPr>
+            <w:r/>
+            <w:r>
+              <w:rPr>
+                <w:b w:val="0"/>
+                <w:i w:val="0"/>
+                <w:sz w:val="15"/>
+              </w:rPr>
+              <w:t>✓</w:t>
+            </w:r>
+          </w:p>
+        </w:tc>
+      </w:tr>
+      <w:tr>
+        <w:tc>
+          <w:tcPr>
+            <w:tcW w:type="dxa" w:w="624"/>
+            <w:shd w:val="clear" w:color="auto" w:fill="F3F4F6"/>
+          </w:tcPr>
+          <w:p>
+            <w:pPr>
+              <w:spacing w:after="0"/>
+            </w:pPr>
+            <w:r/>
+            <w:r>
+              <w:rPr>
+                <w:rFonts w:ascii="JetBrains Mono" w:hAnsi="JetBrains Mono" w:eastAsia="JetBrains Mono"/>
+                <w:b w:val="0"/>
+                <w:i w:val="0"/>
+                <w:sz w:val="12"/>
+              </w:rPr>
+              <w:t>F-48</w:t>
+            </w:r>
+          </w:p>
+        </w:tc>
+        <w:tc>
+          <w:tcPr>
+            <w:tcW w:type="dxa" w:w="1928"/>
+            <w:shd w:val="clear" w:color="auto" w:fill="F3F4F6"/>
+          </w:tcPr>
+          <w:p>
+            <w:pPr>
+              <w:spacing w:after="0"/>
+            </w:pPr>
+            <w:r/>
+            <w:r>
+              <w:rPr>
+                <w:b w:val="0"/>
+                <w:i w:val="0"/>
+                <w:sz w:val="15"/>
+              </w:rPr>
+              <w:t>bars 95 / 63 / 77 (left), 77 / 63 / 90 (right)</w:t>
+            </w:r>
+          </w:p>
+        </w:tc>
+        <w:tc>
+          <w:tcPr>
+            <w:tcW w:type="dxa" w:w="3402"/>
+            <w:shd w:val="clear" w:color="auto" w:fill="F3F4F6"/>
+          </w:tcPr>
+          <w:p>
+            <w:pPr>
+              <w:spacing w:after="0"/>
+            </w:pPr>
+            <w:r/>
+            <w:r>
+              <w:rPr>
+                <w:rFonts w:ascii="JetBrains Mono" w:hAnsi="JetBrains Mono" w:eastAsia="JetBrains Mono"/>
+                <w:b w:val="0"/>
+                <w:i w:val="0"/>
+                <w:sz w:val="12"/>
+              </w:rPr>
+              <w:t>demo:compositions/s06-twist.html</w:t>
+            </w:r>
+            <w:r>
+              <w:rPr>
+                <w:b w:val="0"/>
+                <w:i w:val="0"/>
+                <w:sz w:val="15"/>
+              </w:rPr>
+              <w:t xml:space="preserve"> · style width of #twist-lb1..3 and #twist-rb1..3</w:t>
+            </w:r>
+          </w:p>
+        </w:tc>
+        <w:tc>
+          <w:tcPr>
+            <w:tcW w:type="dxa" w:w="3061"/>
+            <w:shd w:val="clear" w:color="auto" w:fill="F3F4F6"/>
+          </w:tcPr>
+          <w:p>
+            <w:pPr>
+              <w:spacing w:after="0"/>
+            </w:pPr>
+            <w:r/>
+            <w:r>
+              <w:rPr>
+                <w:b w:val="0"/>
+                <w:i w:val="0"/>
+                <w:sz w:val="15"/>
+              </w:rPr>
+              <w:t>round(2.6 x completion %)</w:t>
+            </w:r>
+          </w:p>
+        </w:tc>
+        <w:tc>
+          <w:tcPr>
+            <w:tcW w:type="dxa" w:w="850"/>
+            <w:shd w:val="clear" w:color="auto" w:fill="F3F4F6"/>
+          </w:tcPr>
+          <w:p>
+            <w:pPr>
+              <w:spacing w:after="0"/>
+            </w:pPr>
+            <w:r/>
+            <w:r>
+              <w:rPr>
+                <w:b w:val="0"/>
+                <w:i w:val="0"/>
+                <w:sz w:val="15"/>
+              </w:rPr>
+              <w:t>✓</w:t>
+            </w:r>
+          </w:p>
+        </w:tc>
+      </w:tr>
+      <w:tr>
+        <w:tc>
+          <w:tcPr>
+            <w:tcW w:type="dxa" w:w="624"/>
+          </w:tcPr>
+          <w:p>
+            <w:pPr>
+              <w:spacing w:after="0"/>
+            </w:pPr>
+            <w:r/>
+            <w:r>
+              <w:rPr>
+                <w:rFonts w:ascii="JetBrains Mono" w:hAnsi="JetBrains Mono" w:eastAsia="JetBrains Mono"/>
+                <w:b w:val="0"/>
+                <w:i w:val="0"/>
+                <w:sz w:val="12"/>
+              </w:rPr>
+              <w:t>F-49</w:t>
+            </w:r>
+          </w:p>
+        </w:tc>
+        <w:tc>
+          <w:tcPr>
+            <w:tcW w:type="dxa" w:w="1928"/>
+          </w:tcPr>
+          <w:p>
+            <w:pPr>
+              <w:spacing w:after="0"/>
+            </w:pPr>
+            <w:r/>
+            <w:r>
+              <w:rPr>
+                <w:b w:val="0"/>
+                <w:i w:val="0"/>
+                <w:sz w:val="15"/>
+              </w:rPr>
+              <w:t>7B 77% correct vs router 63%, at $0.047 vs $0.033 per 1k</w:t>
+            </w:r>
+          </w:p>
+        </w:tc>
+        <w:tc>
+          <w:tcPr>
+            <w:tcW w:type="dxa" w:w="3402"/>
+          </w:tcPr>
+          <w:p>
+            <w:pPr>
+              <w:spacing w:after="0"/>
+            </w:pPr>
+            <w:r/>
+            <w:r>
+              <w:rPr>
+                <w:rFonts w:ascii="JetBrains Mono" w:hAnsi="JetBrains Mono" w:eastAsia="JetBrains Mono"/>
+                <w:b w:val="0"/>
+                <w:i w:val="0"/>
+                <w:sz w:val="12"/>
+              </w:rPr>
+              <w:t>outputs/results.json</w:t>
+            </w:r>
+            <w:r>
+              <w:rPr>
+                <w:b w:val="0"/>
+                <w:i w:val="0"/>
+                <w:sz w:val="15"/>
+              </w:rPr>
+              <w:t xml:space="preserve"> · splits.test[arm].by_task.reasoning.completion, cost_per_1k_usd (0.04701 / 0.03278)</w:t>
+            </w:r>
+          </w:p>
+        </w:tc>
+        <w:tc>
+          <w:tcPr>
+            <w:tcW w:type="dxa" w:w="3061"/>
+          </w:tcPr>
+          <w:p>
+            <w:pPr>
+              <w:spacing w:after="0"/>
+            </w:pPr>
+            <w:r/>
+            <w:r>
+              <w:rPr>
+                <w:b w:val="0"/>
+                <w:i w:val="0"/>
+                <w:sz w:val="15"/>
+              </w:rPr>
+              <w:t>whole %, $ to 3 decimals</w:t>
+            </w:r>
+          </w:p>
+        </w:tc>
+        <w:tc>
+          <w:tcPr>
+            <w:tcW w:type="dxa" w:w="850"/>
+          </w:tcPr>
+          <w:p>
+            <w:pPr>
+              <w:spacing w:after="0"/>
+            </w:pPr>
+            <w:r/>
+            <w:r>
+              <w:rPr>
+                <w:b w:val="0"/>
+                <w:i w:val="0"/>
+                <w:sz w:val="15"/>
+              </w:rPr>
+              <w:t>✓</w:t>
+            </w:r>
+          </w:p>
+        </w:tc>
+      </w:tr>
+      <w:tr>
+        <w:tc>
+          <w:tcPr>
+            <w:tcW w:type="dxa" w:w="624"/>
+            <w:shd w:val="clear" w:color="auto" w:fill="F3F4F6"/>
+          </w:tcPr>
+          <w:p>
+            <w:pPr>
+              <w:spacing w:after="0"/>
+            </w:pPr>
+            <w:r/>
+            <w:r>
+              <w:rPr>
+                <w:rFonts w:ascii="JetBrains Mono" w:hAnsi="JetBrains Mono" w:eastAsia="JetBrains Mono"/>
+                <w:b w:val="0"/>
+                <w:i w:val="0"/>
+                <w:sz w:val="12"/>
+              </w:rPr>
+              <w:t>F-50</w:t>
+            </w:r>
+          </w:p>
+        </w:tc>
+        <w:tc>
+          <w:tcPr>
+            <w:tcW w:type="dxa" w:w="1928"/>
+            <w:shd w:val="clear" w:color="auto" w:fill="F3F4F6"/>
+          </w:tcPr>
+          <w:p>
+            <w:pPr>
+              <w:spacing w:after="0"/>
+            </w:pPr>
+            <w:r/>
+            <w:r>
+              <w:rPr>
+                <w:b w:val="0"/>
+                <w:i w:val="0"/>
+                <w:sz w:val="15"/>
+              </w:rPr>
+              <w:t>NEXT · The router can already skip the small model for a task · let the two small models vote · not switched yet</w:t>
+            </w:r>
+          </w:p>
+        </w:tc>
+        <w:tc>
+          <w:tcPr>
+            <w:tcW w:type="dxa" w:w="3402"/>
+            <w:shd w:val="clear" w:color="auto" w:fill="F3F4F6"/>
+          </w:tcPr>
+          <w:p>
+            <w:pPr>
+              <w:spacing w:after="0"/>
+            </w:pPr>
+            <w:r/>
+            <w:r>
+              <w:rPr>
+                <w:rFonts w:ascii="JetBrains Mono" w:hAnsi="JetBrains Mono" w:eastAsia="JetBrains Mono"/>
+                <w:b w:val="0"/>
+                <w:i w:val="0"/>
+                <w:sz w:val="12"/>
+              </w:rPr>
+              <w:t>src/llm_cost_router/router.py:20-23,55; evaluate.py:112; outputs/results.json policy; README lines 257, 380</w:t>
+            </w:r>
+            <w:r>
+              <w:rPr>
+                <w:b w:val="0"/>
+                <w:i w:val="0"/>
+                <w:sz w:val="15"/>
+              </w:rPr>
+              <w:t xml:space="preserve"> · TaskPolicy(first=None); policy.reasoning.first; README 'I have not switched it', 'Next: send reasoning to the large model, then try agreement between the two small models'</w:t>
+            </w:r>
+          </w:p>
+        </w:tc>
+        <w:tc>
+          <w:tcPr>
+            <w:tcW w:type="dxa" w:w="3061"/>
+            <w:shd w:val="clear" w:color="auto" w:fill="F3F4F6"/>
+          </w:tcPr>
+          <w:p>
+            <w:pPr>
+              <w:spacing w:after="0"/>
+            </w:pPr>
+            <w:r/>
+            <w:r>
+              <w:rPr>
+                <w:b w:val="0"/>
+                <w:i w:val="0"/>
+                <w:sz w:val="15"/>
+              </w:rPr>
               <w:t>-</w:t>
             </w:r>
           </w:p>
@@ -24998,6 +26495,7 @@
         <w:tc>
           <w:tcPr>
             <w:tcW w:type="dxa" w:w="850"/>
+            <w:shd w:val="clear" w:color="auto" w:fill="F3F4F6"/>
           </w:tcPr>
           <w:p>
             <w:pPr>
@@ -25028,7 +26526,48 @@
           <w:i w:val="0"/>
           <w:sz w:val="18"/>
         </w:rPr>
-        <w:t>Assumptions: A-04, A-05</w:t>
+        <w:t>Assumptions: A-02, A-04, A-05, A-10</w:t>
+      </w:r>
+    </w:p>
+    <w:p>
+      <w:pPr>
+        <w:spacing w:after="20"/>
+      </w:pPr>
+      <w:r>
+        <w:rPr>
+          <w:b/>
+          <w:i w:val="0"/>
+          <w:sz w:val="18"/>
+        </w:rPr>
+        <w:t>Illustrative, not data:</w:t>
+      </w:r>
+    </w:p>
+    <w:p>
+      <w:pPr>
+        <w:spacing w:after="20"/>
+        <w:ind w:left="283"/>
+      </w:pPr>
+      <w:r>
+        <w:rPr>
+          <w:b w:val="0"/>
+          <w:i w:val="0"/>
+          <w:sz w:val="18"/>
+        </w:rPr>
+        <w:t>• The arrow between the panels is decoration.</w:t>
+      </w:r>
+    </w:p>
+    <w:p>
+      <w:pPr>
+        <w:spacing w:after="20"/>
+        <w:ind w:left="283"/>
+      </w:pPr>
+      <w:r>
+        <w:rPr>
+          <w:b w:val="0"/>
+          <w:i w:val="0"/>
+          <w:sz w:val="18"/>
+        </w:rPr>
+        <w:t>• 'Perfect check' is the oracle arm: an upper limit for a better verifier, not something the repo builds.</w:t>
       </w:r>
     </w:p>
     <w:p>
@@ -25038,7 +26577,7 @@
           <w:i w:val="0"/>
           <w:sz w:val="18"/>
         </w:rPr>
-        <w:t>To change this slide: Bar widths, ticks and values in compositions/s06-twist.html (1000 px = 100%).</w:t>
+        <w:t>To change this slide: Panel text, bar widths (100% = 260 px, both panels) and the payoff strip in compositions/s06-twist.html; F-48 re-checks the widths.</w:t>
       </w:r>
     </w:p>
     <w:p>
@@ -25062,7 +26601,7 @@
           <w:color w:val="4B5563"/>
           <w:sz w:val="18"/>
         </w:rPr>
-        <w:t xml:space="preserve">79.6-84.0 s · composition </w:t>
+        <w:t xml:space="preserve">82.4-86.8 s · composition </w:t>
       </w:r>
       <w:r>
         <w:rPr>
@@ -25203,6 +26742,21 @@
     </w:p>
     <w:p>
       <w:pPr>
+        <w:spacing w:after="20"/>
+        <w:ind w:left="283"/>
+      </w:pPr>
+      <w:r>
+        <w:rPr>
+          <w:b w:val="0"/>
+          <w:i w:val="0"/>
+          <w:color w:val="4B5563"/>
+          <w:sz w:val="18"/>
+        </w:rPr>
+        <w:t>One command rebuilds every table the numbers in this video come from, with no model server.</w:t>
+      </w:r>
+    </w:p>
+    <w:p>
+      <w:pPr>
         <w:spacing w:after="40"/>
       </w:pPr>
       <w:r>
@@ -25793,7 +27347,7 @@
                 <w:i w:val="0"/>
                 <w:sz w:val="12"/>
               </w:rPr>
-              <w:t>F-47</w:t>
+              <w:t>F-51</w:t>
             </w:r>
           </w:p>
         </w:tc>
@@ -25901,7 +27455,7 @@
                 <w:i w:val="0"/>
                 <w:sz w:val="12"/>
               </w:rPr>
-              <w:t>F-48</w:t>
+              <w:t>F-52</w:t>
             </w:r>
           </w:p>
         </w:tc>
@@ -26294,7 +27848,7 @@
                 <w:i w:val="0"/>
                 <w:sz w:val="15"/>
               </w:rPr>
-              <w:t>F-07, F-09, F-31, F-32, F-37, F-38, F-40, F-43</w:t>
+              <w:t>F-07, F-09, F-31, F-32, F-37, F-38, F-40, F-43, F-49</w:t>
             </w:r>
           </w:p>
         </w:tc>
@@ -26314,7 +27868,7 @@
                 <w:i w:val="0"/>
                 <w:sz w:val="15"/>
               </w:rPr>
-              <w:t>02, 03, 05, 06, 07, 08</w:t>
+              <w:t>02, 03, 05, 06, 07, 08, 09</w:t>
             </w:r>
           </w:p>
         </w:tc>
@@ -26495,7 +28049,7 @@
                 <w:i w:val="0"/>
                 <w:sz w:val="15"/>
               </w:rPr>
-              <w:t>F-12, F-13, F-14, F-19, F-21, F-27, F-28, F-29, F-30, F-31, F-33, F-35, F-36, F-37, F-38, F-39, F-40, F-42, F-44</w:t>
+              <w:t>F-12, F-13, F-14, F-19, F-21, F-27, F-28, F-29, F-30, F-31, F-33, F-35, F-36, F-37, F-38, F-39, F-40, F-42, F-44, F-46, F-47, F-48, F-49, F-50</w:t>
             </w:r>
           </w:p>
         </w:tc>
@@ -26596,7 +28150,7 @@
                 <w:i w:val="0"/>
                 <w:sz w:val="15"/>
               </w:rPr>
-              <w:t>F-08, F-12, F-13, F-33, F-34, F-35, F-37, F-39, F-42, F-44, F-45</w:t>
+              <w:t>F-08, F-12, F-13, F-33, F-34, F-35, F-37, F-39, F-42, F-44, F-45, F-46, F-47, F-48</w:t>
             </w:r>
           </w:p>
         </w:tc>
@@ -27098,7 +28652,7 @@
                 <w:i w:val="0"/>
                 <w:sz w:val="15"/>
               </w:rPr>
-              <w:t>F-03, F-16, F-21, F-22, F-23, F-31, F-32, F-33, F-34, F-37, F-38, F-39, F-40, F-43, F-44</w:t>
+              <w:t>F-03, F-16, F-21, F-22, F-23, F-31, F-32, F-33, F-34, F-37, F-38, F-39, F-40, F-43, F-44, F-46, F-47, F-48, F-49</w:t>
             </w:r>
           </w:p>
         </w:tc>
@@ -27372,6 +28926,48 @@
           <w:sz w:val="19"/>
         </w:rPr>
         <w:t>• Slide 01 statements are general knowledge (A-11).</w:t>
+      </w:r>
+    </w:p>
+    <w:p>
+      <w:pPr>
+        <w:spacing w:after="40"/>
+        <w:ind w:left="227"/>
+      </w:pPr>
+      <w:r>
+        <w:rPr>
+          <w:b w:val="0"/>
+          <w:i w:val="0"/>
+          <w:sz w:val="19"/>
+        </w:rPr>
+        <w:t>• Slide 09's right panel is labelled NEXT because the repo does not implement the fix as policy: the tuned policy still starts arithmetic on qwen 3B. The 77% and $0.047 are the measured all-7B arm on the same 30 held-out arithmetic cases, not a re-tuned router; switching on that evidence would be a test-split decision, which is why README 'What this says' item 2 leaves it unswitched. The second step (two small models voting) is untested.</w:t>
+      </w:r>
+    </w:p>
+    <w:p>
+      <w:pPr>
+        <w:spacing w:after="40"/>
+        <w:ind w:left="227"/>
+      </w:pPr>
+      <w:r>
+        <w:rPr>
+          <w:b w:val="0"/>
+          <w:i w:val="0"/>
+          <w:sz w:val="19"/>
+        </w:rPr>
+        <w:t>• Slide 09 no longer shows the per-task comparison for orders, tickets and shift reports (router 93 / 87 / 87% vs all-7B 93 / 87 / 83%); README 'The result' and outputs/results.md still report it, and slide 04's footnote states the conclusion (F-13).</w:t>
+      </w:r>
+    </w:p>
+    <w:p>
+      <w:pPr>
+        <w:spacing w:after="40"/>
+        <w:ind w:left="227"/>
+      </w:pPr>
+      <w:r>
+        <w:rPr>
+          <w:b w:val="0"/>
+          <w:i w:val="0"/>
+          <w:sz w:val="19"/>
+        </w:rPr>
+        <w:t>• Slide 05 shows the confidence threshold τ as 'bar' and the dev split as 'practice' cases; p50 / p95 are shown as 'median' and 'slowest 1 in 20'.</w:t>
       </w:r>
     </w:p>
     <w:p>
